--- a/원고/2부/러시아어_컨설턴트_22아크.docx
+++ b/원고/2부/러시아어_컨설턴트_22아크.docx
@@ -535,6 +535,42 @@
           <w:bCs/>
           <w:b/>
         </w:rPr>
+        <w:t xml:space="preserve">Настя:</w:t>
+      </w:r>
+      <w:r>
+        <w:t xml:space="preserve"> </w:t>
+      </w:r>
+      <w:r>
+        <w:t xml:space="preserve">Звучит — почти как у Чехова, в «Вишнёвом саде».</w:t>
+      </w:r>
+    </w:p>
+    <w:p>
+      <w:pPr>
+        <w:pStyle w:val="BodyText"/>
+      </w:pPr>
+      <w:r>
+        <w:rPr>
+          <w:bCs/>
+          <w:b/>
+        </w:rPr>
+        <w:t xml:space="preserve">Тихон:</w:t>
+      </w:r>
+      <w:r>
+        <w:t xml:space="preserve"> </w:t>
+      </w:r>
+      <w:r>
+        <w:t xml:space="preserve">(Горько) Именно. Как у Раневской: «…если уж так нужно продавать, то продавайте и меня вместе с садом…»</w:t>
+      </w:r>
+    </w:p>
+    <w:p>
+      <w:pPr>
+        <w:pStyle w:val="BodyText"/>
+      </w:pPr>
+      <w:r>
+        <w:rPr>
+          <w:bCs/>
+          <w:b/>
+        </w:rPr>
         <w:t xml:space="preserve">Кирилл:</w:t>
       </w:r>
       <w:r>
@@ -4800,6 +4836,42 @@
       </w:r>
       <w:r>
         <w:t xml:space="preserve">вместе, теперь — понимаю, что, решение, было, правильным.</w:t>
+      </w:r>
+    </w:p>
+    <w:p>
+      <w:pPr>
+        <w:pStyle w:val="BodyText"/>
+      </w:pPr>
+      <w:r>
+        <w:rPr>
+          <w:bCs/>
+          <w:b/>
+        </w:rPr>
+        <w:t xml:space="preserve">Настя:</w:t>
+      </w:r>
+      <w:r>
+        <w:t xml:space="preserve"> </w:t>
+      </w:r>
+      <w:r>
+        <w:t xml:space="preserve">Хотя работы — ещё на годы, если честно. Три объекта — только начало.</w:t>
+      </w:r>
+    </w:p>
+    <w:p>
+      <w:pPr>
+        <w:pStyle w:val="BodyText"/>
+      </w:pPr>
+      <w:r>
+        <w:rPr>
+          <w:bCs/>
+          <w:b/>
+        </w:rPr>
+        <w:t xml:space="preserve">Игнатий:</w:t>
+      </w:r>
+      <w:r>
+        <w:t xml:space="preserve"> </w:t>
+      </w:r>
+      <w:r>
+        <w:t xml:space="preserve">(Улыбнувшись) А вы не торопитесь. Москва не сразу строилась — уж мне ли, строителю, этого не знать.</w:t>
       </w:r>
     </w:p>
     <w:p>

--- a/원고/2부/러시아어_컨설턴트_22아크.docx
+++ b/원고/2부/러시아어_컨설턴트_22아크.docx
@@ -5192,6 +5192,222 @@
       </w:r>
       <w:r>
         <w:t xml:space="preserve">на следующей неделе.</w:t>
+      </w:r>
+    </w:p>
+    <w:p>
+      <w:r>
+        <w:br w:type="page"/>
+      </w:r>
+    </w:p>
+    <w:p>
+      <w:pPr>
+        <w:pStyle w:val="BodyText"/>
+      </w:pPr>
+      <w:r>
+        <w:rPr>
+          <w:b/>
+          <w:bCs/>
+          <w:sz w:val="32"/>
+          <w:szCs w:val="32"/>
+        </w:rPr>
+        <w:t xml:space="preserve">📚 인용 해설 노트 — 22아크</w:t>
+      </w:r>
+    </w:p>
+    <w:p>
+      <w:pPr>
+        <w:pStyle w:val="BodyText"/>
+      </w:pPr>
+      <w:r>
+        <w:rPr/>
+        <w:t xml:space="preserve">이 화에 나온 러시아 고전 인용과 속담의 뜻, 원작 맥락, 쓰인 장면, 실제 대화에서 쓰는 요령을 정리했습니다.</w:t>
+      </w:r>
+    </w:p>
+    <w:p>
+      <w:pPr>
+        <w:pStyle w:val="BodyText"/>
+      </w:pPr>
+      <w:r>
+        <w:rPr>
+          <w:b/>
+          <w:bCs/>
+          <w:sz w:val="24"/>
+          <w:szCs w:val="24"/>
+        </w:rPr>
+        <w:t xml:space="preserve">인용 1 · «…если уж так нужно продавать, то продавайте и меня вместе с садом…»</w:t>
+      </w:r>
+    </w:p>
+    <w:p>
+      <w:pPr>
+        <w:pStyle w:val="BodyText"/>
+      </w:pPr>
+      <w:r>
+        <w:rPr>
+          <w:b/>
+          <w:bCs/>
+        </w:rPr>
+        <w:t xml:space="preserve">출전: </w:t>
+      </w:r>
+      <w:r>
+        <w:rPr/>
+        <w:t xml:space="preserve">안톤 체호프, 『벚꽃 동산』 3막, 라네프스카야의 대사</w:t>
+      </w:r>
+    </w:p>
+    <w:p>
+      <w:pPr>
+        <w:pStyle w:val="BodyText"/>
+      </w:pPr>
+      <w:r>
+        <w:rPr>
+          <w:b/>
+          <w:bCs/>
+        </w:rPr>
+        <w:t xml:space="preserve">뜻: </w:t>
+      </w:r>
+      <w:r>
+        <w:rPr/>
+        <w:t xml:space="preserve">꼭 팔아야 한다면 나도 정원과 함께 팔아 주세요.</w:t>
+      </w:r>
+    </w:p>
+    <w:p>
+      <w:pPr>
+        <w:pStyle w:val="BodyText"/>
+      </w:pPr>
+      <w:r>
+        <w:rPr>
+          <w:b/>
+          <w:bCs/>
+        </w:rPr>
+        <w:t xml:space="preserve">원작·유래: </w:t>
+      </w:r>
+      <w:r>
+        <w:rPr/>
+        <w:t xml:space="preserve">빚 때문에 대대로 살아온 영지와 벚꽃 동산이 경매에 넘어가기 직전에 여주인 라네프스카야가 하는 말입니다. 『벚꽃 동산』은 사라지는 것에 대한 애착과 새 시대의 냉정한 논리가 부딪치는 작품입니다.</w:t>
+      </w:r>
+    </w:p>
+    <w:p>
+      <w:pPr>
+        <w:pStyle w:val="BodyText"/>
+      </w:pPr>
+      <w:r>
+        <w:rPr>
+          <w:b/>
+          <w:bCs/>
+        </w:rPr>
+        <w:t xml:space="preserve">이 화에서: </w:t>
+      </w:r>
+      <w:r>
+        <w:rPr/>
+        <w:t xml:space="preserve">창업주의 개인 프로젝트였던 건물 매각을 앞두고, 8년간 설계를 맡아 온 수석건축가 티혼이 씁쓸하게 인용합니다.</w:t>
+      </w:r>
+    </w:p>
+    <w:p>
+      <w:pPr>
+        <w:pStyle w:val="BodyText"/>
+      </w:pPr>
+      <w:r>
+        <w:rPr>
+          <w:b/>
+          <w:bCs/>
+        </w:rPr>
+        <w:t xml:space="preserve">대화 활용 팁: </w:t>
+      </w:r>
+      <w:r>
+        <w:rPr/>
+        <w:t xml:space="preserve">애착이 깊은 자산, 사업, 공간을 정리해야 할 때 감정을 표현하는 말입니다. 매각을 추진하는 쪽이 쓰면 무례하게 들릴 수 있습니다. 떠나보내는 쪽의 마음을 이해한다고 말할 때 '«Вишнёвый сад»'라는 작품명만 언급해도 충분합니다.</w:t>
+      </w:r>
+    </w:p>
+    <w:p>
+      <w:pPr>
+        <w:pStyle w:val="BodyText"/>
+      </w:pPr>
+      <w:r>
+        <w:rPr>
+          <w:b/>
+          <w:bCs/>
+          <w:sz w:val="24"/>
+          <w:szCs w:val="24"/>
+        </w:rPr>
+        <w:t xml:space="preserve">인용 2 · «Москва не сразу строилась»</w:t>
+      </w:r>
+    </w:p>
+    <w:p>
+      <w:pPr>
+        <w:pStyle w:val="BodyText"/>
+      </w:pPr>
+      <w:r>
+        <w:rPr>
+          <w:b/>
+          <w:bCs/>
+        </w:rPr>
+        <w:t xml:space="preserve">출전: </w:t>
+      </w:r>
+      <w:r>
+        <w:rPr/>
+        <w:t xml:space="preserve">러시아 속담</w:t>
+      </w:r>
+    </w:p>
+    <w:p>
+      <w:pPr>
+        <w:pStyle w:val="BodyText"/>
+      </w:pPr>
+      <w:r>
+        <w:rPr>
+          <w:b/>
+          <w:bCs/>
+        </w:rPr>
+        <w:t xml:space="preserve">뜻: </w:t>
+      </w:r>
+      <w:r>
+        <w:rPr/>
+        <w:t xml:space="preserve">모스크바도 하루아침에 지어지지 않았다.</w:t>
+      </w:r>
+    </w:p>
+    <w:p>
+      <w:pPr>
+        <w:pStyle w:val="BodyText"/>
+      </w:pPr>
+      <w:r>
+        <w:rPr>
+          <w:b/>
+          <w:bCs/>
+        </w:rPr>
+        <w:t xml:space="preserve">원작·유래: </w:t>
+      </w:r>
+      <w:r>
+        <w:rPr/>
+        <w:t xml:space="preserve">'로마는 하루아침에 이루어지지 않았다'의 러시아판입니다. 큰일에는 시간이 걸린다는 뜻입니다.</w:t>
+      </w:r>
+    </w:p>
+    <w:p>
+      <w:pPr>
+        <w:pStyle w:val="BodyText"/>
+      </w:pPr>
+      <w:r>
+        <w:rPr>
+          <w:b/>
+          <w:bCs/>
+        </w:rPr>
+        <w:t xml:space="preserve">이 화에서: </w:t>
+      </w:r>
+      <w:r>
+        <w:rPr/>
+        <w:t xml:space="preserve">건설부 구조조정이 '몇 년 걸릴 일'이라는 나스탸의 말에 건설업자 출신 이그나티가 웃으며 답합니다.</w:t>
+      </w:r>
+    </w:p>
+    <w:p>
+      <w:pPr>
+        <w:pStyle w:val="BodyText"/>
+      </w:pPr>
+      <w:r>
+        <w:rPr>
+          <w:b/>
+          <w:bCs/>
+        </w:rPr>
+        <w:t xml:space="preserve">대화 활용 팁: </w:t>
+      </w:r>
+      <w:r>
+        <w:rPr/>
+        <w:t xml:space="preserve">성과를 재촉받을 때, 장기 과제를 시작할 때 씁니다. 모스크바를 언급하는 표현이라 러시아인에게 더 친근하게 들립니다.</w:t>
       </w:r>
     </w:p>
     <w:sectPr/>
